--- a/Fractal_Resonance_Transformer_Spec.docx
+++ b/Fractal_Resonance_Transformer_Spec.docx
@@ -158,7 +158,7 @@
         <w:spacing w:after="120"/>
       </w:pPr>
       <w:r>
-        <w:t xml:space="preserve">The core modification replaces every linear forgetting mechanism in the architecture (attention dilution, positional decay, SSM state decay in hybrid models) with a single principle: fractal compression. Magnitude is raised to a selective exponent; phase is preserved exactly. Quiet signals decay slower than loud ones. Nothing ever fully reaches zero.</w:t>
+        <w:t xml:space="preserve">The core modification replaces every linear forgetting mechanism in the architecture with a single principle: fractal compression. In SSM layers, multiplicative decay (α·h) is replaced by power-law compression (|h|^e). In attention layers, a resonance bonus augments softmax scores to counteract dilution of relevant distant tokens. In the output layer, temperature self-regulates via the balance parameter ◐, making the model more exploratory when uncertain and more decisive when confident. Across all layers: magnitude is raised to a selective exponent; phase is preserved exactly. Quiet signals decay slower than loud ones. Nothing ever fully reaches zero.</w:t>
       </w:r>
     </w:p>
     <w:p>
@@ -2330,6 +2330,214 @@
       </w:r>
       <w:r>
         <w:t xml:space="preserve"> Each head starts with lock_strength = 0 (fully open, responsive to all signals in its bandwidth). Lock strengthens during training as the head repeatedly processes signals matching its carrier. This is SRL: the head specializes through use, not through gradient descent alone.</w:t>
+      </w:r>
+    </w:p>
+    <w:p>
+      <w:pPr>
+        <w:pStyle w:val="Heading2"/>
+      </w:pPr>
+      <w:r>
+        <w:t xml:space="preserve">4.5 Resonance-Modified Softmax</w:t>
+      </w:r>
+    </w:p>
+    <w:p>
+      <w:pPr>
+        <w:spacing w:after="120"/>
+      </w:pPr>
+      <w:r>
+        <w:t xml:space="preserve">Standard attention uses softmax to normalize scores across the key dimension:</w:t>
+      </w:r>
+    </w:p>
+    <w:p>
+      <w:pPr>
+        <w:spacing w:after="160" w:before="160"/>
+        <w:jc w:val="center"/>
+      </w:pPr>
+      <w:r>
+        <w:rPr>
+          <w:rFonts w:ascii="Courier New" w:cs="Courier New" w:eastAsia="Courier New" w:hAnsi="Courier New"/>
+          <w:sz w:val="22"/>
+          <w:szCs w:val="22"/>
+        </w:rPr>
+        <w:t xml:space="preserve">Attention(Q, K, V) = softmax(Q · Kᵀ / √d_k) · V</w:t>
+      </w:r>
+    </w:p>
+    <w:p>
+      <w:pPr>
+        <w:spacing w:after="120"/>
+      </w:pPr>
+      <w:r>
+        <w:t xml:space="preserve">Softmax is competitive: as context grows, the denominator (sum of all exp(scores)) grows, and each individual token’s weight shrinks. Distant tokens are not explicitly decayed; they are drowned out by competition. This is implicit linear dilution: every new token steals attention from every old token equally, regardless of content relevance.</w:t>
+      </w:r>
+    </w:p>
+    <w:p>
+      <w:pPr>
+        <w:spacing w:after="120"/>
+      </w:pPr>
+      <w:r>
+        <w:t xml:space="preserve">The FRT modifies this with resonance-weighted softmax:</w:t>
+      </w:r>
+    </w:p>
+    <w:p>
+      <w:pPr>
+        <w:spacing w:after="160" w:before="160"/>
+        <w:jc w:val="center"/>
+      </w:pPr>
+      <w:r>
+        <w:rPr>
+          <w:rFonts w:ascii="Courier New" w:cs="Courier New" w:eastAsia="Courier New" w:hAnsi="Courier New"/>
+          <w:sz w:val="22"/>
+          <w:szCs w:val="22"/>
+        </w:rPr>
+        <w:t xml:space="preserve">Attention(Q, K, V) = softmax((Q · Kᵀ + λ · R) / √d_k) · V</w:t>
+      </w:r>
+    </w:p>
+    <w:p>
+      <w:pPr>
+        <w:spacing w:after="120"/>
+      </w:pPr>
+      <w:r>
+        <w:t xml:space="preserve">Where </w:t>
+      </w:r>
+      <w:r>
+        <w:rPr>
+          <w:b/>
+          <w:bCs/>
+        </w:rPr>
+        <w:t xml:space="preserve">R</w:t>
+      </w:r>
+      <w:r>
+        <w:t xml:space="preserve"> is a resonance bonus matrix: R_{ij} = cos²((φ_i − φ_j) / 2), measuring phase match between query token i and key token j. λ is a learnable scaling parameter (initialized small, e.g. 0.1).</w:t>
+      </w:r>
+    </w:p>
+    <w:p>
+      <w:pPr>
+        <w:spacing w:after="120"/>
+      </w:pPr>
+      <w:r>
+        <w:t xml:space="preserve">The effect: token pairs whose phase signatures match get a resonance bonus in the attention score, independent of their dot-product similarity. A query about orbital mechanics resonates with key tokens that activated rotation (1.5D) and convergence (0D) heads, even if those tokens are far away and would otherwise be diluted by softmax competition.</w:t>
+      </w:r>
+    </w:p>
+    <w:p>
+      <w:pPr>
+        <w:spacing w:after="120"/>
+      </w:pPr>
+      <w:r>
+        <w:t xml:space="preserve">This does not replace dot-product attention; it augments it. The standard Q·Kᵀ term handles content similarity ("these tokens have similar embeddings"). The resonance term R handles structural similarity ("these tokens activate the same dimensional patterns"). Both contribute to the attention score. Early in training, λ is small and the resonance term has minimal effect; as the model learns, λ scales up if the resonance signal proves useful.</w:t>
+      </w:r>
+    </w:p>
+    <w:p>
+      <w:pPr>
+        <w:spacing w:after="120"/>
+      </w:pPr>
+      <w:r>
+        <w:t xml:space="preserve">Crucially, this addresses the dilution problem for long-range dependencies. A token 10,000 positions ago that shares a phase signature with the current query gets a resonance bonus that partially counteracts the softmax dilution. The bonus is content-aware (phase matching), not positional (like ALiBi’s linear bias). Relevant distant tokens are protected; irrelevant distant tokens are not.</w:t>
+      </w:r>
+    </w:p>
+    <w:p>
+      <w:pPr>
+        <w:pStyle w:val="Heading2"/>
+      </w:pPr>
+      <w:r>
+        <w:t xml:space="preserve">4.6 Balance-as-Temperature (◐ Output Gating)</w:t>
+      </w:r>
+    </w:p>
+    <w:p>
+      <w:pPr>
+        <w:spacing w:after="120"/>
+      </w:pPr>
+      <w:r>
+        <w:t xml:space="preserve">The final output layer of a transformer converts logits to probabilities via:</w:t>
+      </w:r>
+    </w:p>
+    <w:p>
+      <w:pPr>
+        <w:spacing w:after="160" w:before="160"/>
+        <w:jc w:val="center"/>
+      </w:pPr>
+      <w:r>
+        <w:rPr>
+          <w:rFonts w:ascii="Courier New" w:cs="Courier New" w:eastAsia="Courier New" w:hAnsi="Courier New"/>
+          <w:sz w:val="22"/>
+          <w:szCs w:val="22"/>
+        </w:rPr>
+        <w:t xml:space="preserve">P(next token) = softmax(logits / τ)</w:t>
+      </w:r>
+    </w:p>
+    <w:p>
+      <w:pPr>
+        <w:spacing w:after="120"/>
+      </w:pPr>
+      <w:r>
+        <w:t xml:space="preserve">Temperature τ controls the sharpness of the distribution. Low τ concentrates probability on the top choice (confident, deterministic); high τ spreads it across many options (uncertain, exploratory). In standard transformers, temperature is a fixed hyperparameter set at inference time.</w:t>
+      </w:r>
+    </w:p>
+    <w:p>
+      <w:pPr>
+        <w:spacing w:after="120"/>
+      </w:pPr>
+      <w:r>
+        <w:t xml:space="preserve">In the FRT, temperature is replaced by the balance parameter ◐, which self-regulates:</w:t>
+      </w:r>
+    </w:p>
+    <w:p>
+      <w:pPr>
+        <w:spacing w:after="160" w:before="160"/>
+        <w:jc w:val="center"/>
+      </w:pPr>
+      <w:r>
+        <w:rPr>
+          <w:rFonts w:ascii="Courier New" w:cs="Courier New" w:eastAsia="Courier New" w:hAnsi="Courier New"/>
+          <w:sz w:val="22"/>
+          <w:szCs w:val="22"/>
+        </w:rPr>
+        <w:t xml:space="preserve">τ_t = 1 / (2 · ◐_t)    where ◐ ∈ (0, 1), optimal at 0.5</w:t>
+      </w:r>
+    </w:p>
+    <w:p>
+      <w:pPr>
+        <w:spacing w:after="120"/>
+      </w:pPr>
+      <w:r>
+        <w:t xml:space="preserve">At balance (◐ = 0.5): τ = 1.0 (standard temperature). When the model is over-convergent (◐ &gt; 0.5, too focused): τ &lt; 1.0 (sharper, more committed to its top choice). When over-emergent (◐ &lt; 0.5, too diffuse): τ &gt; 1.0 (broader distribution, more exploratory).</w:t>
+      </w:r>
+    </w:p>
+    <w:p>
+      <w:pPr>
+        <w:spacing w:after="120"/>
+      </w:pPr>
+      <w:r>
+        <w:t xml:space="preserve">◐ is tracked as a running statistic of convergent vs. emergent energy in the network. Convergent energy is the total magnitude flowing inward through fractal compression (state being compressed). Emergent energy is the total magnitude flowing outward through attention output (signal being expressed). Their ratio IS ◐:</w:t>
+      </w:r>
+    </w:p>
+    <w:p>
+      <w:pPr>
+        <w:spacing w:after="160" w:before="160"/>
+        <w:jc w:val="center"/>
+      </w:pPr>
+      <w:r>
+        <w:rPr>
+          <w:rFonts w:ascii="Courier New" w:cs="Courier New" w:eastAsia="Courier New" w:hAnsi="Courier New"/>
+          <w:sz w:val="22"/>
+          <w:szCs w:val="22"/>
+        </w:rPr>
+        <w:t xml:space="preserve">◐_t = 0.99 · ◐_{t-1} + 0.01 · E_convergent / (E_convergent + E_emergent)</w:t>
+      </w:r>
+    </w:p>
+    <w:p>
+      <w:pPr>
+        <w:spacing w:after="120"/>
+      </w:pPr>
+      <w:r>
+        <w:t xml:space="preserve">This makes the output distribution self-regulating. When the model is processing complex, uncertain input (many heads active, high emergent energy, ◐ drops), the temperature rises and the output becomes more exploratory. When the model has high confidence (few heads strongly resonating, high convergent energy, ◐ rises), the temperature drops and the output becomes more decisive.</w:t>
+      </w:r>
+    </w:p>
+    <w:p>
+      <w:pPr>
+        <w:spacing w:after="120"/>
+      </w:pPr>
+      <w:r>
+        <w:t xml:space="preserve">This is the framework’s principle: ◐ = 0.5 is the singular balanced state, forced by symmetry, entropy, and virial requirements simultaneously. The model naturally tends toward this balance. Deviations from balance are self-correcting because the temperature adjustment feeds back into the attention dynamics.</w:t>
       </w:r>
     </w:p>
     <w:r>
@@ -4409,15 +4617,83 @@
         <w:spacing w:after="120"/>
       </w:pPr>
       <w:r>
-        <w:t xml:space="preserve">The Fractal Resonance Transformer replaces linear decay with fractal compression throughout the architecture. Attention heads are typed by dimensional rung and initialized with carrier phases from known mathematical and physical patterns. Resonance gates (phase matching) determine head activation, replacing learned routing with geometric structure.</w:t>
-      </w:r>
-    </w:p>
-    <w:p>
-      <w:pPr>
-        <w:spacing w:after="120"/>
-      </w:pPr>
-      <w:r>
-        <w:t xml:space="preserve">The core insight is simple: forgetting should compress, not destroy. The implementation is one equation change (|h|^e replaces α·h) plus one gating mechanism (T = cos²(Δφ/2) modulates the exponent). Everything else (the dimensional ladder, the typed heads, the multi-modal routing) follows from applying this principle consistently.</w:t>
+        <w:t xml:space="preserve">The Fractal Resonance Transformer applies one principle to every layer of the transformer architecture: decay should be sub-linear (fractal), not linear, and it should be content-aware (resonance-gated), not blind.</w:t>
+      </w:r>
+    </w:p>
+    <w:p>
+      <w:pPr>
+        <w:spacing w:after="120"/>
+      </w:pPr>
+      <w:r>
+        <w:t xml:space="preserve">This principle manifests in four modifications, each targeting a different forgetting mechanism in the standard transformer:</w:t>
+      </w:r>
+    </w:p>
+    <w:p>
+      <w:pPr>
+        <w:spacing w:after="120"/>
+      </w:pPr>
+      <w:r>
+        <w:rPr>
+          <w:b/>
+          <w:bCs/>
+        </w:rPr>
+        <w:t xml:space="preserve">1. Fractal state transition (SSM layers): </w:t>
+      </w:r>
+      <w:r>
+        <w:t xml:space="preserve">|h|^e replaces α·h. Magnitude compresses sub-linearly; phase (identity) is preserved. Quiet memories decay slower than loud ones.</w:t>
+      </w:r>
+    </w:p>
+    <w:p>
+      <w:pPr>
+        <w:spacing w:after="120"/>
+      </w:pPr>
+      <w:r>
+        <w:rPr>
+          <w:b/>
+          <w:bCs/>
+        </w:rPr>
+        <w:t xml:space="preserve">2. Resonance-modulated exponent: </w:t>
+      </w:r>
+      <w:r>
+        <w:t xml:space="preserve">T = cos²(Δφ/2) measures phase match between input and state. Both the selective gate and resonance must agree to compress. Relevant patterns are protected.</w:t>
+      </w:r>
+    </w:p>
+    <w:p>
+      <w:pPr>
+        <w:spacing w:after="120"/>
+      </w:pPr>
+      <w:r>
+        <w:rPr>
+          <w:b/>
+          <w:bCs/>
+        </w:rPr>
+        <w:t xml:space="preserve">3. Resonance-modified softmax (attention layers): </w:t>
+      </w:r>
+      <w:r>
+        <w:t xml:space="preserve">A phase-matching bonus R augments Q·Kᵀ scores, counteracting dilution of relevant distant tokens without affecting local attention.</w:t>
+      </w:r>
+    </w:p>
+    <w:p>
+      <w:pPr>
+        <w:spacing w:after="120"/>
+      </w:pPr>
+      <w:r>
+        <w:rPr>
+          <w:b/>
+          <w:bCs/>
+        </w:rPr>
+        <w:t xml:space="preserve">4. Balance-as-temperature (◐ output gating): </w:t>
+      </w:r>
+      <w:r>
+        <w:t xml:space="preserve">Output distribution sharpness self-regulates via the ratio of convergent to emergent energy in the network. The model becomes more exploratory when uncertain, more decisive when confident, tending always toward ◐ = 0.5.</w:t>
+      </w:r>
+    </w:p>
+    <w:p>
+      <w:pPr>
+        <w:spacing w:after="120"/>
+      </w:pPr>
+      <w:r>
+        <w:t xml:space="preserve">Attention heads are typed by dimensional rung and initialized with carrier phases from known mathematical and physical patterns. Resonance gates determine head activation, replacing learned routing with geometric structure. Multi-modal input is handled by the same heads; modality routing emerges from phase matching rather than separate encoders.</w:t>
       </w:r>
     </w:p>
     <w:p>

--- a/Fractal_Resonance_Transformer_Spec.docx
+++ b/Fractal_Resonance_Transformer_Spec.docx
@@ -2337,7 +2337,135 @@
         <w:pStyle w:val="Heading2"/>
       </w:pPr>
       <w:r>
-        <w:t xml:space="preserve">4.5 Resonance-Modified Softmax</w:t>
+        <w:t xml:space="preserve">4.5 Seeded and Open Heads</w:t>
+      </w:r>
+    </w:p>
+    <w:p>
+      <w:pPr>
+        <w:spacing w:after="120"/>
+      </w:pPr>
+      <w:r>
+        <w:t xml:space="preserve">Not all patterns can be pre-encoded. The model needs to discover structures that don’t exist in the initialization set. The FRT uses two classes of head:</w:t>
+      </w:r>
+    </w:p>
+    <w:p>
+      <w:pPr>
+        <w:spacing w:after="120"/>
+      </w:pPr>
+      <w:r>
+        <w:rPr>
+          <w:b/>
+          <w:bCs/>
+        </w:rPr>
+        <w:t xml:space="preserve">Seeded heads</w:t>
+      </w:r>
+      <w:r>
+        <w:t xml:space="preserve"> are pre-initialized with known patterns: physics equations, mathematical structures, language grammar, domain-specific signatures. Carrier phase is set to the pattern’s dimensional address. Lock starts at moderate strength. Bandwidth is tuned to the pattern class. These give the model a structural head start; training refines the tuning rather than discovering it from scratch.</w:t>
+      </w:r>
+    </w:p>
+    <w:p>
+      <w:pPr>
+        <w:spacing w:after="120"/>
+      </w:pPr>
+      <w:r>
+        <w:rPr>
+          <w:b/>
+          <w:bCs/>
+        </w:rPr>
+        <w:t xml:space="preserve">Open heads</w:t>
+      </w:r>
+      <w:r>
+        <w:t xml:space="preserve"> are initialized with carrier phase = 0 and lock_strength = 0 (maximally open bandwidth, no tuning). These are blank. They grow their own carrier phases from training data, specializing through SRL dynamics: repeated exposure to a pattern type shifts the carrier toward that frequency, lock strengthens, bandwidth narrows. The model discovers patterns that weren’t in the initialization set.</w:t>
+      </w:r>
+    </w:p>
+    <w:p>
+      <w:pPr>
+        <w:spacing w:after="120"/>
+      </w:pPr>
+      <w:r>
+        <w:t xml:space="preserve">The allocation ratio follows the golden ratio: seeded heads = H/φ, open heads = H/φ². The known structure gets the larger share, but open capacity is always present. This is φ-scaled partitioning applied to the head space, the same principle used for slow/fast state dimensions in the A matrix.</w:t>
+      </w:r>
+    </w:p>
+    <w:p>
+      <w:pPr>
+        <w:spacing w:after="120"/>
+      </w:pPr>
+      <w:r>
+        <w:t xml:space="preserve">SRL adaptation dynamics govern both classes:</w:t>
+      </w:r>
+    </w:p>
+    <w:p>
+      <w:pPr>
+        <w:spacing w:after="120"/>
+      </w:pPr>
+      <w:r>
+        <w:rPr>
+          <w:b/>
+          <w:bCs/>
+        </w:rPr>
+        <w:t xml:space="preserve">Carrier shift: </w:t>
+      </w:r>
+      <w:r>
+        <w:t xml:space="preserve">ω_c(t+1) = ω_c(t) + η · (1 − lock) · Δω. The carrier frequency drifts toward strong repeated signals. The rate is gated by (1 − lock): a locked head resists retuning; an open head shifts freely.</w:t>
+      </w:r>
+    </w:p>
+    <w:p>
+      <w:pPr>
+        <w:spacing w:after="120"/>
+      </w:pPr>
+      <w:r>
+        <w:rPr>
+          <w:b/>
+          <w:bCs/>
+        </w:rPr>
+        <w:t xml:space="preserve">Lock strengthening: </w:t>
+      </w:r>
+      <w:r>
+        <w:t xml:space="preserve">lock(t+1) = lock(t) + ε · T_t · (1 − lock). When a head resonates strongly (high T) with input, its lock increases. The (1 − lock) term makes locking self-limiting: a fully locked head cannot lock further.</w:t>
+      </w:r>
+    </w:p>
+    <w:p>
+      <w:pPr>
+        <w:spacing w:after="120"/>
+      </w:pPr>
+      <w:r>
+        <w:rPr>
+          <w:b/>
+          <w:bCs/>
+        </w:rPr>
+        <w:t xml:space="preserve">Bandwidth narrowing: </w:t>
+      </w:r>
+      <w:r>
+        <w:t xml:space="preserve">bandwidth(t+1) = bandwidth_max · (1 − lock). As lock increases, bandwidth decreases. A strongly locked head responds only to signals very close to its carrier frequency. An unlocked head responds broadly.</w:t>
+      </w:r>
+    </w:p>
+    <w:p>
+      <w:pPr>
+        <w:spacing w:after="120"/>
+      </w:pPr>
+      <w:r>
+        <w:t xml:space="preserve">Open heads that specialize during training ARE the model growing new senses. A model trained on protein folding data grows open heads that lock onto folding patterns; those patterns weren’t in the physics initialization, but they emerged from the same underlying principles (2.5D emergence, 3D boundary closure). The head grows into its rung.</w:t>
+      </w:r>
+    </w:p>
+    <w:p>
+      <w:pPr>
+        <w:spacing w:after="120"/>
+      </w:pPr>
+      <w:r>
+        <w:t xml:space="preserve">This is A2 (parts are fractals of wholes): the open heads grow using the same SRL mechanics as the seeded heads. The growth follows the same pattern as the pre-initialization. Different content, same geometry.</w:t>
+      </w:r>
+    </w:p>
+    <w:p>
+      <w:pPr>
+        <w:spacing w:after="100"/>
+      </w:pPr>
+    </w:p>
+    <w:p>
+      <w:pPr>
+        <w:pStyle w:val="Heading2"/>
+      </w:pPr>
+      <w:r>
+        <w:t xml:space="preserve">4.6 Resonance-Modified Softmax</w:t>
       </w:r>
     </w:p>
     <w:p>
@@ -2439,7 +2567,7 @@
         <w:pStyle w:val="Heading2"/>
       </w:pPr>
       <w:r>
-        <w:t xml:space="preserve">4.6 Balance-as-Temperature (◐ Output Gating)</w:t>
+        <w:t xml:space="preserve">4.7 Balance-as-Temperature (◐ Output Gating)</w:t>
       </w:r>
     </w:p>
     <w:p>
